--- a/instructions/MCQ Student Guide.docx
+++ b/instructions/MCQ Student Guide.docx
@@ -80,7 +80,23 @@
         <w:pStyle w:val="ListBullet"/>
       </w:pPr>
       <w:r>
-        <w:t>Save progress stores your answers so you can come back and Resume.</w:t>
+        <w:t>Your answers save as you go, so you can leave and come back with Resume.</w:t>
+      </w:r>
+    </w:p>
+    <w:p>
+      <w:pPr>
+        <w:pStyle w:val="ListBullet"/>
+      </w:pPr>
+      <w:r>
+        <w:t>If your teacher changes the assessment while you have it open, you will see a note and a Load the updated version button. Submitting waits until you press it, and the answers you have already given are kept.</w:t>
+      </w:r>
+    </w:p>
+    <w:p>
+      <w:pPr>
+        <w:pStyle w:val="ListBullet"/>
+      </w:pPr>
+      <w:r>
+        <w:t>Opening the same assessment in two tabs is safe: whichever answers were saved most recently are the ones you will see and the ones that are marked.</w:t>
       </w:r>
     </w:p>
     <w:p>

--- a/instructions/MCQ Student Guide.docx
+++ b/instructions/MCQ Student Guide.docx
@@ -88,7 +88,7 @@
         <w:pStyle w:val="ListBullet"/>
       </w:pPr>
       <w:r>
-        <w:t>If your teacher changes the assessment while you have it open, you will see a note and a Load the updated version button. Submitting waits until you press it, and the answers you have already given are kept.</w:t>
+        <w:t>Once you start, the questions cannot change under you. If your teacher corrects a wrong answer afterwards, your paper is marked against the correction.</w:t>
       </w:r>
     </w:p>
     <w:p>

--- a/instructions/MCQ Student Guide.docx
+++ b/instructions/MCQ Student Guide.docx
@@ -97,6 +97,14 @@
       </w:pPr>
       <w:r>
         <w:t>Opening the same assessment in two tabs is safe: whichever answers were saved most recently are the ones you will see and the ones that are marked.</w:t>
+      </w:r>
+    </w:p>
+    <w:p>
+      <w:pPr>
+        <w:pStyle w:val="ListBullet"/>
+      </w:pPr>
+      <w:r>
+        <w:t>Submitting with questions still blank asks you first, and tells you which numbers they are, so a question you meant to come back to is not handed in empty by accident. If the clock runs out it submits without asking - so keep an eye on it.</w:t>
       </w:r>
     </w:p>
     <w:p>

--- a/instructions/MCQ Student Guide.docx
+++ b/instructions/MCQ Student Guide.docx
@@ -35,7 +35,7 @@
     </w:p>
     <w:p>
       <w:r>
-        <w:t>Sign in on the right-hand panel, Students. If you sign in with Google from that side your student account is created straight away.</w:t>
+        <w:t>Sign in on the right-hand panel, Students, with Sign in with Google and your school Google account. Your student account is created straight away the first time.</w:t>
       </w:r>
     </w:p>
     <w:p>
@@ -64,7 +64,7 @@
     </w:p>
     <w:p>
       <w:r>
-        <w:t>Your dashboard lists everything your teachers have assigned and that is currently open. Press Start quiz to begin.</w:t>
+        <w:t>Your dashboard lists everything your teachers have assigned, switched on and opened. An assessment appears only when your teacher activates it - usually in class - so if you can't see one yet, it isn't time. Press Start quiz to begin.</w:t>
       </w:r>
     </w:p>
     <w:p>
